--- a/src/assets/templates/statement-form.docx
+++ b/src/assets/templates/statement-form.docx
@@ -1244,6 +1244,20 @@
                 <w:sz w:val="24"/>
               </w:rPr>
               <w:t>{contactMobile}</w:t>
+            </w:r>
+          </w:p>
+          <w:p>
+            <w:pPr>
+              <w:pStyle w:val="TableParagraph"/>
+              <w:rPr>
+                <w:sz w:val="24"/>
+              </w:rPr>
+            </w:pPr>
+            <w:r>
+              <w:rPr>
+                <w:sz w:val="24"/>
+              </w:rPr>
+              <w:t>{contactOffice}</w:t>
             </w:r>
           </w:p>
         </w:tc>

--- a/src/assets/templates/statement-form.docx
+++ b/src/assets/templates/statement-form.docx
@@ -1246,20 +1246,6 @@
               <w:t>{contactMobile}</w:t>
             </w:r>
           </w:p>
-          <w:p>
-            <w:pPr>
-              <w:pStyle w:val="TableParagraph"/>
-              <w:rPr>
-                <w:sz w:val="24"/>
-              </w:rPr>
-            </w:pPr>
-            <w:r>
-              <w:rPr>
-                <w:sz w:val="24"/>
-              </w:rPr>
-              <w:t>{contactOffice}</w:t>
-            </w:r>
-          </w:p>
         </w:tc>
       </w:tr>
       <w:tr>
@@ -2014,19 +2000,20 @@
     </w:p>
     <w:p>
       <w:pPr>
-        <w:p>
-          <w:pPr>
-            <w:rPr>
-              <w:sz w:val="24"/>
-            </w:rPr>
-          </w:pPr>
-          <w:r>
-            <w:rPr>
-              <w:sz w:val="24"/>
-            </w:rPr>
-            <w:t>{facts}</w:t>
-          </w:r>
-        </w:p>
+        <w:pStyle w:val="BodyText"/>
+        <w:rPr>
+          <w:sz w:val="24"/>
+        </w:rPr>
+      </w:pPr>
+      <w:r>
+        <w:rPr>
+          <w:sz w:val="24"/>
+        </w:rPr>
+        <w:t>{facts}</w:t>
+      </w:r>
+    </w:p>
+    <w:p>
+      <w:pPr>
         <w:pStyle w:val="BodyText"/>
         <w:ind w:left="360"/>
       </w:pPr>
@@ -2133,6 +2120,7 @@
     </w:p>
     <w:p>
       <w:pPr>
+        <w:pStyle w:val="BodyText"/>
         <w:rPr>
           <w:sz w:val="24"/>
         </w:rPr>
@@ -2146,6 +2134,7 @@
     </w:p>
     <w:p>
       <w:pPr>
+        <w:pStyle w:val="BodyText"/>
         <w:rPr>
           <w:sz w:val="24"/>
         </w:rPr>
@@ -2154,7 +2143,7 @@
         <w:rPr>
           <w:sz w:val="24"/>
         </w:rPr>
-        <w:t>{intervieweeSignature}</w:t>
+        <w:t>[[intervieweeSignature]]</w:t>
       </w:r>
     </w:p>
     <w:p>

--- a/src/assets/templates/statement-form.docx
+++ b/src/assets/templates/statement-form.docx
@@ -2000,18 +2000,62 @@
     </w:p>
     <w:p>
       <w:pPr>
-        <w:pStyle w:val="BodyText"/>
-        <w:rPr>
-          <w:sz w:val="24"/>
-        </w:rPr>
-      </w:pPr>
-      <w:r>
-        <w:rPr>
-          <w:sz w:val="24"/>
-        </w:rPr>
-        <w:t>{facts}</w:t>
-      </w:r>
-    </w:p>
+        <w:spacing w:after="0"/>
+        <w:rPr>
+          <w:sz w:val="2"/>
+        </w:rPr>
+      </w:pPr>
+      <w:r>
+        <w:br w:type="page"/>
+      </w:r>
+    </w:p>
+    <w:tbl>
+      <w:tblPr>
+        <w:tblW w:w="11520" w:type="dxa"/>
+        <w:tblBorders>
+          <w:top w:val="single" w:sz="8" w:space="0" w:color="000000"/>
+          <w:left w:val="single" w:sz="8" w:space="0" w:color="000000"/>
+          <w:bottom w:val="single" w:sz="8" w:space="0" w:color="000000"/>
+          <w:right w:val="single" w:sz="8" w:space="0" w:color="000000"/>
+          <w:insideH w:val="single" w:sz="8" w:space="0" w:color="000000"/>
+          <w:insideV w:val="single" w:sz="8" w:space="0" w:color="000000"/>
+        </w:tblBorders>
+        <w:tblLayout w:type="fixed"/>
+      </w:tblPr>
+      <w:tblGrid>
+        <w:gridCol w:w="11520"/>
+      </w:tblGrid>
+      <w:tr>
+        <w:trPr>
+          <w:trHeight w:val="9000" w:hRule="atLeast"/>
+        </w:trPr>
+        <w:tc>
+          <w:tcPr>
+            <w:tcW w:w="11520" w:type="dxa"/>
+            <w:tcMar>
+              <w:top w:w="120" w:type="dxa"/>
+              <w:left w:w="120" w:type="dxa"/>
+              <w:bottom w:w="120" w:type="dxa"/>
+              <w:right w:w="120" w:type="dxa"/>
+            </w:tcMar>
+          </w:tcPr>
+          <w:p>
+            <w:pPr>
+              <w:pStyle w:val="BodyText"/>
+              <w:rPr>
+                <w:sz w:val="24"/>
+              </w:rPr>
+            </w:pPr>
+            <w:r>
+              <w:rPr>
+                <w:sz w:val="24"/>
+              </w:rPr>
+              <w:t>{facts}</w:t>
+            </w:r>
+          </w:p>
+        </w:tc>
+      </w:tr>
+    </w:tbl>
     <w:p>
       <w:pPr>
         <w:pStyle w:val="BodyText"/>
